--- a/pr-preview/pr-245/chapters/citations-evidence.docx
+++ b/pr-preview/pr-245/chapters/citations-evidence.docx
@@ -15,7 +15,7 @@
         <w:pStyle w:val="Date"/>
       </w:pPr>
       <w:r>
-        <w:t xml:space="preserve">Last modified: 2026-10-16 16:33:12 (PDT)</w:t>
+        <w:t xml:space="preserve">Last modified: 2026-10-16 16:42:31 (PDT)</w:t>
       </w:r>
     </w:p>
     <w:p>
@@ -2718,7 +2718,7 @@
     </w:p>
     <w:bookmarkEnd w:id="33"/>
     <w:bookmarkEnd w:id="34"/>
-    <w:bookmarkStart w:id="37" w:name="cite-wikipedia-beside-the-primary-source"/>
+    <w:bookmarkStart w:id="36" w:name="cite-wikipedia-beside-the-primary-source"/>
     <w:p>
       <w:pPr>
         <w:pStyle w:val="Heading2"/>
@@ -2782,7 +2782,13 @@
         <w:t xml:space="preserve"> </w:t>
       </w:r>
       <w:r>
-        <w:t xml:space="preserve">Put it right after the content it covers, as</w:t>
+        <w:t xml:space="preserve">Cite it through the bibliography like any other source,</w:t>
+      </w:r>
+      <w:r>
+        <w:t xml:space="preserve"> </w:t>
+      </w:r>
+      <w:r>
+        <w:t xml:space="preserve">with a</w:t>
       </w:r>
       <w:r>
         <w:t xml:space="preserve"> </w:t>
@@ -2791,7 +2797,55 @@
         <w:rPr>
           <w:rStyle w:val="VerbatimChar"/>
         </w:rPr>
-        <w:t xml:space="preserve">([Wikipedia: Title](url))</w:t>
+        <w:t xml:space="preserve">@misc</w:t>
+      </w:r>
+      <w:r>
+        <w:t xml:space="preserve"> </w:t>
+      </w:r>
+      <w:r>
+        <w:t xml:space="preserve">entry in</w:t>
+      </w:r>
+      <w:r>
+        <w:t xml:space="preserve"> </w:t>
+      </w:r>
+      <w:r>
+        <w:rPr>
+          <w:rStyle w:val="VerbatimChar"/>
+        </w:rPr>
+        <w:t xml:space="preserve">references.bib</w:t>
+      </w:r>
+      <w:r>
+        <w:t xml:space="preserve"> </w:t>
+      </w:r>
+      <w:r>
+        <w:t xml:space="preserve">(author</w:t>
+      </w:r>
+      <w:r>
+        <w:t xml:space="preserve"> </w:t>
+      </w:r>
+      <w:r>
+        <w:rPr>
+          <w:rStyle w:val="VerbatimChar"/>
+        </w:rPr>
+        <w:t xml:space="preserve">{Wikipedia contributors}</w:t>
+      </w:r>
+      <w:r>
+        <w:t xml:space="preserve">, the article’s URL, the access date)</w:t>
+      </w:r>
+      <w:r>
+        <w:t xml:space="preserve"> </w:t>
+      </w:r>
+      <w:r>
+        <w:t xml:space="preserve">keyed</w:t>
+      </w:r>
+      <w:r>
+        <w:t xml:space="preserve"> </w:t>
+      </w:r>
+      <w:r>
+        <w:rPr>
+          <w:rStyle w:val="VerbatimChar"/>
+        </w:rPr>
+        <w:t xml:space="preserve">wikipedia_&lt;article_title&gt;</w:t>
       </w:r>
       <w:r>
         <w:t xml:space="preserve">,</w:t>
@@ -2800,7 +2854,25 @@
         <w:t xml:space="preserve"> </w:t>
       </w:r>
       <w:r>
-        <w:t xml:space="preserve">and keep the primary source’s citation beside the claim it supports.</w:t>
+        <w:t xml:space="preserve">and put the citation right after the content it covers, as</w:t>
+      </w:r>
+      <w:r>
+        <w:t xml:space="preserve"> </w:t>
+      </w:r>
+      <w:r>
+        <w:rPr>
+          <w:rStyle w:val="VerbatimChar"/>
+        </w:rPr>
+        <w:t xml:space="preserve">[@wikipedia_poisson_distribution]</w:t>
+      </w:r>
+      <w:r>
+        <w:t xml:space="preserve">.</w:t>
+      </w:r>
+      <w:r>
+        <w:t xml:space="preserve"> </w:t>
+      </w:r>
+      <w:r>
+        <w:t xml:space="preserve">Keep the primary source’s citation beside the claim it supports.</w:t>
       </w:r>
       <w:r>
         <w:t xml:space="preserve"> </w:t>
@@ -2812,7 +2884,7 @@
         <w:t xml:space="preserve"> </w:t>
       </w:r>
       <w:r>
-        <w:t xml:space="preserve">list the same Wikipedia article there too, next to the textbook chapters.</w:t>
+        <w:t xml:space="preserve">list the same Wikipedia citation there too, next to the other further-reading sources.</w:t>
       </w:r>
     </w:p>
     <w:p>
@@ -2824,7 +2896,7 @@
         </w:numPr>
       </w:pPr>
       <w:r>
-        <w:t xml:space="preserve">Link the article for the specific concept, not a broader article that mentions it.</w:t>
+        <w:t xml:space="preserve">Cite the article for the specific concept, not a broader article that mentions it.</w:t>
       </w:r>
     </w:p>
     <w:p>
@@ -2866,7 +2938,7 @@
         </w:numPr>
       </w:pPr>
       <w:r>
-        <w:t xml:space="preserve">Use a stable link to the article, not to a search result.</w:t>
+        <w:t xml:space="preserve">Use a stable URL for the article, not a search result.</w:t>
       </w:r>
     </w:p>
     <w:p>
@@ -2878,7 +2950,7 @@
         </w:numPr>
       </w:pPr>
       <w:r>
-        <w:t xml:space="preserve">Link a term once where it is defined, not at every use;</w:t>
+        <w:t xml:space="preserve">Cite an article once where its term is defined, not at every use;</w:t>
       </w:r>
       <w:r>
         <w:t xml:space="preserve"> </w:t>
@@ -2887,7 +2959,7 @@
         <w:t xml:space="preserve">later uses link to your own definition.</w:t>
       </w:r>
     </w:p>
-    <w:bookmarkStart w:id="36" w:name="exm-link-wikipedia"/>
+    <w:bookmarkStart w:id="35" w:name="exm-link-wikipedia"/>
     <w:p>
       <w:pPr>
         <w:pStyle w:val="FirstParagraph"/>
@@ -2957,18 +3029,10 @@
         <w:t xml:space="preserve"> </w:t>
       </w:r>
       <w:r>
-        <w:t xml:space="preserve">(</w:t>
-      </w:r>
-      <w:hyperlink r:id="rId35">
-        <w:r>
-          <w:rPr>
-            <w:rStyle w:val="Hyperlink"/>
-          </w:rPr>
-          <w:t xml:space="preserve">Wikipedia: Poisson distribution</w:t>
-        </w:r>
-      </w:hyperlink>
-      <w:r>
-        <w:t xml:space="preserve">).</w:t>
+        <w:t xml:space="preserve">(Wikipedia contributors 2026)</w:t>
+      </w:r>
+      <w:r>
+        <w:t xml:space="preserve">.</w:t>
       </w:r>
     </w:p>
     <w:p>
@@ -2985,9 +3049,9 @@
         <w:t xml:space="preserve">and the definition itself still comes from your own text and its traditional reference.</w:t>
       </w:r>
     </w:p>
+    <w:bookmarkEnd w:id="35"/>
     <w:bookmarkEnd w:id="36"/>
-    <w:bookmarkEnd w:id="37"/>
-    <w:bookmarkStart w:id="38" w:name="best-practices"/>
+    <w:bookmarkStart w:id="37" w:name="best-practices"/>
     <w:p>
       <w:pPr>
         <w:pStyle w:val="Heading2"/>
@@ -3164,14 +3228,98 @@
         <w:t xml:space="preserve">: When possible, include work from different research groups and perspectives</w:t>
       </w:r>
     </w:p>
+    <w:bookmarkEnd w:id="37"/>
+    <w:bookmarkStart w:id="38" w:name="quote-the-original"/>
+    <w:p>
+      <w:pPr>
+        <w:pStyle w:val="Heading2"/>
+      </w:pPr>
+      <w:r>
+        <w:t xml:space="preserve">10 Quote the original</w:t>
+      </w:r>
+    </w:p>
+    <w:p>
+      <w:pPr>
+        <w:pStyle w:val="FirstParagraph"/>
+      </w:pPr>
+      <w:r>
+        <w:t xml:space="preserve">Quote and cite the source that said it,</w:t>
+      </w:r>
+      <w:r>
+        <w:t xml:space="preserve"> </w:t>
+      </w:r>
+      <w:r>
+        <w:t xml:space="preserve">not a later source that quotes it.</w:t>
+      </w:r>
+      <w:r>
+        <w:t xml:space="preserve"> </w:t>
+      </w:r>
+      <w:r>
+        <w:t xml:space="preserve">Check the wording and the page against the original.</w:t>
+      </w:r>
+    </w:p>
+    <w:p>
+      <w:pPr>
+        <w:pStyle w:val="BlockText"/>
+      </w:pPr>
+      <w:r>
+        <w:t xml:space="preserve">❌ Mitchell (1997), as quoted in Goodfellow et al. (2016), defines …</w:t>
+      </w:r>
+    </w:p>
+    <w:p>
+      <w:pPr>
+        <w:pStyle w:val="BlockText"/>
+      </w:pPr>
+      <w:r>
+        <w:t xml:space="preserve">✅</w:t>
+      </w:r>
+      <w:r>
+        <w:t xml:space="preserve"> </w:t>
+      </w:r>
+      <w:r>
+        <w:t xml:space="preserve">“A computer program is said to learn …”</w:t>
+      </w:r>
+      <w:r>
+        <w:t xml:space="preserve"> </w:t>
+      </w:r>
+      <w:r>
+        <w:t xml:space="preserve">(Mitchell 1997)</w:t>
+      </w:r>
+    </w:p>
+    <w:p>
+      <w:pPr>
+        <w:pStyle w:val="FirstParagraph"/>
+      </w:pPr>
+      <w:r>
+        <w:t xml:space="preserve">Credit a quotation to whoever speaks it in the primary source,</w:t>
+      </w:r>
+      <w:r>
+        <w:t xml:space="preserve"> </w:t>
+      </w:r>
+      <w:r>
+        <w:t xml:space="preserve">even when the speaker is quoting someone else.</w:t>
+      </w:r>
+      <w:r>
+        <w:t xml:space="preserve"> </w:t>
+      </w:r>
+      <w:r>
+        <w:t xml:space="preserve">When attribution is in doubt, read the primary source (a transcript, the original page) first.</w:t>
+      </w:r>
+      <w:r>
+        <w:t xml:space="preserve"> </w:t>
+      </w:r>
+      <w:r>
+        <w:t xml:space="preserve">Uncertainty about who said a line is not evidence about who said it.</w:t>
+      </w:r>
+    </w:p>
     <w:bookmarkEnd w:id="38"/>
-    <w:bookmarkStart w:id="39" w:name="quote-the-original"/>
+    <w:bookmarkStart w:id="39" w:name="Xdc6e961a4731f42c2c786ef03a498fc72396848"/>
     <w:p>
       <w:pPr>
         <w:pStyle w:val="Heading2"/>
       </w:pPr>
       <w:r>
-        <w:t xml:space="preserve">10 Quote the original</w:t>
+        <w:t xml:space="preserve">11 Copy organization names from their source</w:t>
       </w:r>
     </w:p>
     <w:p>
@@ -3179,47 +3327,29 @@
         <w:pStyle w:val="FirstParagraph"/>
       </w:pPr>
       <w:r>
-        <w:t xml:space="preserve">Quote and cite the source that said it,</w:t>
-      </w:r>
-      <w:r>
-        <w:t xml:space="preserve"> </w:t>
-      </w:r>
-      <w:r>
-        <w:t xml:space="preserve">not a later source that quotes it.</w:t>
-      </w:r>
-      <w:r>
-        <w:t xml:space="preserve"> </w:t>
-      </w:r>
-      <w:r>
-        <w:t xml:space="preserve">Check the wording and the page against the original.</w:t>
-      </w:r>
-    </w:p>
-    <w:p>
-      <w:pPr>
-        <w:pStyle w:val="BlockText"/>
-      </w:pPr>
-      <w:r>
-        <w:t xml:space="preserve">❌ Mitchell (1997), as quoted in Goodfellow et al. (2016), defines …</w:t>
-      </w:r>
-    </w:p>
-    <w:p>
-      <w:pPr>
-        <w:pStyle w:val="BlockText"/>
-      </w:pPr>
-      <w:r>
-        <w:t xml:space="preserve">✅</w:t>
-      </w:r>
-      <w:r>
-        <w:t xml:space="preserve"> </w:t>
-      </w:r>
-      <w:r>
-        <w:t xml:space="preserve">“A computer program is said to learn …”</w:t>
-      </w:r>
-      <w:r>
-        <w:t xml:space="preserve"> </w:t>
-      </w:r>
-      <w:r>
-        <w:t xml:space="preserve">(Mitchell 1997)</w:t>
+        <w:t xml:space="preserve">When a bibliography entry names an organization,</w:t>
+      </w:r>
+      <w:r>
+        <w:t xml:space="preserve"> </w:t>
+      </w:r>
+      <w:r>
+        <w:t xml:space="preserve">copy the name from the organization’s own page (its about page, README or footer)</w:t>
+      </w:r>
+      <w:r>
+        <w:t xml:space="preserve"> </w:t>
+      </w:r>
+      <w:r>
+        <w:t xml:space="preserve">rather than expanding an acronym from memory.</w:t>
+      </w:r>
+    </w:p>
+    <w:bookmarkEnd w:id="39"/>
+    <w:bookmarkStart w:id="42" w:name="verify-each-bibliography-entry"/>
+    <w:p>
+      <w:pPr>
+        <w:pStyle w:val="Heading2"/>
+      </w:pPr>
+      <w:r>
+        <w:t xml:space="preserve">12 Verify each bibliography entry</w:t>
       </w:r>
     </w:p>
     <w:p>
@@ -3227,72 +3357,6 @@
         <w:pStyle w:val="FirstParagraph"/>
       </w:pPr>
       <w:r>
-        <w:t xml:space="preserve">Credit a quotation to whoever speaks it in the primary source,</w:t>
-      </w:r>
-      <w:r>
-        <w:t xml:space="preserve"> </w:t>
-      </w:r>
-      <w:r>
-        <w:t xml:space="preserve">even when the speaker is quoting someone else.</w:t>
-      </w:r>
-      <w:r>
-        <w:t xml:space="preserve"> </w:t>
-      </w:r>
-      <w:r>
-        <w:t xml:space="preserve">When attribution is in doubt, read the primary source (a transcript, the original page) first.</w:t>
-      </w:r>
-      <w:r>
-        <w:t xml:space="preserve"> </w:t>
-      </w:r>
-      <w:r>
-        <w:t xml:space="preserve">Uncertainty about who said a line is not evidence about who said it.</w:t>
-      </w:r>
-    </w:p>
-    <w:bookmarkEnd w:id="39"/>
-    <w:bookmarkStart w:id="40" w:name="Xdc6e961a4731f42c2c786ef03a498fc72396848"/>
-    <w:p>
-      <w:pPr>
-        <w:pStyle w:val="Heading2"/>
-      </w:pPr>
-      <w:r>
-        <w:t xml:space="preserve">11 Copy organization names from their source</w:t>
-      </w:r>
-    </w:p>
-    <w:p>
-      <w:pPr>
-        <w:pStyle w:val="FirstParagraph"/>
-      </w:pPr>
-      <w:r>
-        <w:t xml:space="preserve">When a bibliography entry names an organization,</w:t>
-      </w:r>
-      <w:r>
-        <w:t xml:space="preserve"> </w:t>
-      </w:r>
-      <w:r>
-        <w:t xml:space="preserve">copy the name from the organization’s own page (its about page, README or footer)</w:t>
-      </w:r>
-      <w:r>
-        <w:t xml:space="preserve"> </w:t>
-      </w:r>
-      <w:r>
-        <w:t xml:space="preserve">rather than expanding an acronym from memory.</w:t>
-      </w:r>
-    </w:p>
-    <w:bookmarkEnd w:id="40"/>
-    <w:bookmarkStart w:id="43" w:name="verify-each-bibliography-entry"/>
-    <w:p>
-      <w:pPr>
-        <w:pStyle w:val="Heading2"/>
-      </w:pPr>
-      <w:r>
-        <w:t xml:space="preserve">12 Verify each bibliography entry</w:t>
-      </w:r>
-    </w:p>
-    <w:p>
-      <w:pPr>
-        <w:pStyle w:val="FirstParagraph"/>
-      </w:pPr>
-      <w:r>
         <w:t xml:space="preserve">Check each detail of a bibliography entry against an official source.</w:t>
       </w:r>
       <w:r>
@@ -3304,7 +3368,7 @@
       <w:r>
         <w:t xml:space="preserve"> </w:t>
       </w:r>
-      <w:hyperlink r:id="rId41">
+      <w:hyperlink r:id="rId40">
         <w:r>
           <w:rPr>
             <w:rStyle w:val="Hyperlink"/>
@@ -3321,7 +3385,7 @@
       <w:r>
         <w:t xml:space="preserve"> </w:t>
       </w:r>
-      <w:hyperlink r:id="rId42">
+      <w:hyperlink r:id="rId41">
         <w:r>
           <w:rPr>
             <w:rStyle w:val="Hyperlink"/>
@@ -3363,14 +3427,111 @@
         <w:t xml:space="preserve">and say in the pull request what you checked against what.</w:t>
       </w:r>
     </w:p>
+    <w:bookmarkEnd w:id="42"/>
+    <w:bookmarkStart w:id="43" w:name="cite-an-alias-directly"/>
+    <w:p>
+      <w:pPr>
+        <w:pStyle w:val="Heading2"/>
+      </w:pPr>
+      <w:r>
+        <w:t xml:space="preserve">13 Cite an alias directly</w:t>
+      </w:r>
+    </w:p>
+    <w:p>
+      <w:pPr>
+        <w:pStyle w:val="FirstParagraph"/>
+      </w:pPr>
+      <w:r>
+        <w:t xml:space="preserve">When a source uses another name for a defined term,</w:t>
+      </w:r>
+      <w:r>
+        <w:t xml:space="preserve"> </w:t>
+      </w:r>
+      <w:r>
+        <w:t xml:space="preserve">write the alias in bold and cite the source after it,</w:t>
+      </w:r>
+      <w:r>
+        <w:t xml:space="preserve"> </w:t>
+      </w:r>
+      <w:r>
+        <w:t xml:space="preserve">as in</w:t>
+      </w:r>
+      <w:r>
+        <w:t xml:space="preserve"> </w:t>
+      </w:r>
+      <w:r>
+        <w:rPr>
+          <w:rStyle w:val="VerbatimChar"/>
+        </w:rPr>
+        <w:t xml:space="preserve">also called the **alias** [@key, section]</w:t>
+      </w:r>
+      <w:r>
+        <w:t xml:space="preserve">.</w:t>
+      </w:r>
+      <w:r>
+        <w:t xml:space="preserve"> </w:t>
+      </w:r>
+      <w:r>
+        <w:t xml:space="preserve">The citation already says that the source uses the name,</w:t>
+      </w:r>
+      <w:r>
+        <w:t xml:space="preserve"> </w:t>
+      </w:r>
+      <w:r>
+        <w:t xml:space="preserve">so do not add a sentence such as</w:t>
+      </w:r>
+      <w:r>
+        <w:t xml:space="preserve"> </w:t>
+      </w:r>
+      <w:r>
+        <w:t xml:space="preserve">“The source uses that name”</w:t>
+      </w:r>
+      <w:r>
+        <w:t xml:space="preserve">.</w:t>
+      </w:r>
+    </w:p>
+    <w:p>
+      <w:pPr>
+        <w:pStyle w:val="BlockText"/>
+      </w:pPr>
+      <w:r>
+        <w:t xml:space="preserve">❌</w:t>
+      </w:r>
+      <w:r>
+        <w:t xml:space="preserve"> </w:t>
+      </w:r>
+      <w:r>
+        <w:rPr>
+          <w:rStyle w:val="VerbatimChar"/>
+        </w:rPr>
+        <w:t xml:space="preserve">also called the **alias**. The cited textbook uses that name.</w:t>
+      </w:r>
+    </w:p>
+    <w:p>
+      <w:pPr>
+        <w:pStyle w:val="BlockText"/>
+      </w:pPr>
+      <w:r>
+        <w:t xml:space="preserve">✅</w:t>
+      </w:r>
+      <w:r>
+        <w:t xml:space="preserve"> </w:t>
+      </w:r>
+      <w:r>
+        <w:rPr>
+          <w:rStyle w:val="VerbatimChar"/>
+        </w:rPr>
+        <w:t xml:space="preserve">also called the **alias** [@key, section]</w:t>
+      </w:r>
+    </w:p>
     <w:bookmarkEnd w:id="43"/>
-    <w:bookmarkStart w:id="44" w:name="cite-an-alias-directly"/>
+    <w:bookmarkStart w:id="46" w:name="cite-the-original-for-named-results"/>
     <w:p>
       <w:pPr>
         <w:pStyle w:val="Heading2"/>
       </w:pPr>
       <w:r>
-        <w:t xml:space="preserve">13 Cite an alias directly</w:t>
+        <w:t xml:space="preserve">14 Cite the original for named results</w:t>
       </w:r>
     </w:p>
     <w:p>
@@ -3378,19 +3539,57 @@
         <w:pStyle w:val="FirstParagraph"/>
       </w:pPr>
       <w:r>
-        <w:t xml:space="preserve">When a source uses another name for a defined term,</w:t>
-      </w:r>
-      <w:r>
-        <w:t xml:space="preserve"> </w:t>
-      </w:r>
-      <w:r>
-        <w:t xml:space="preserve">write the alias in bold and cite the source after it,</w:t>
-      </w:r>
-      <w:r>
-        <w:t xml:space="preserve"> </w:t>
-      </w:r>
-      <w:r>
-        <w:t xml:space="preserve">as in</w:t>
+        <w:t xml:space="preserve">When you present a result that carries a person’s name,</w:t>
+      </w:r>
+      <w:r>
+        <w:t xml:space="preserve"> </w:t>
+      </w:r>
+      <w:r>
+        <w:t xml:space="preserve">or whose first appearance is well documented,</w:t>
+      </w:r>
+      <w:r>
+        <w:t xml:space="preserve"> </w:t>
+      </w:r>
+      <w:r>
+        <w:t xml:space="preserve">cite the publication where it first appeared</w:t>
+      </w:r>
+      <w:r>
+        <w:t xml:space="preserve"> </w:t>
+      </w:r>
+      <w:r>
+        <w:t xml:space="preserve">alongside a modern textbook that teaches it.</w:t>
+      </w:r>
+      <w:r>
+        <w:t xml:space="preserve"> </w:t>
+      </w:r>
+      <w:r>
+        <w:t xml:space="preserve">The original shows readers where the result comes from</w:t>
+      </w:r>
+      <w:r>
+        <w:t xml:space="preserve"> </w:t>
+      </w:r>
+      <w:r>
+        <w:t xml:space="preserve">and credits its authors.</w:t>
+      </w:r>
+      <w:r>
+        <w:t xml:space="preserve"> </w:t>
+      </w:r>
+      <w:r>
+        <w:t xml:space="preserve">The textbook is where a student will actually learn it.</w:t>
+      </w:r>
+    </w:p>
+    <w:p>
+      <w:pPr>
+        <w:pStyle w:val="BodyText"/>
+      </w:pPr>
+      <w:r>
+        <w:t xml:space="preserve">When the credit is only a citation,</w:t>
+      </w:r>
+      <w:r>
+        <w:t xml:space="preserve"> </w:t>
+      </w:r>
+      <w:r>
+        <w:t xml:space="preserve">end the definition or theorem div with a line</w:t>
       </w:r>
       <w:r>
         <w:t xml:space="preserve"> </w:t>
@@ -3399,7 +3598,7 @@
         <w:rPr>
           <w:rStyle w:val="VerbatimChar"/>
         </w:rPr>
-        <w:t xml:space="preserve">also called the **alias** [@key, section]</w:t>
+        <w:t xml:space="preserve">Source: @key [locator]</w:t>
       </w:r>
       <w:r>
         <w:t xml:space="preserve">.</w:t>
@@ -3408,66 +3607,93 @@
         <w:t xml:space="preserve"> </w:t>
       </w:r>
       <w:r>
-        <w:t xml:space="preserve">The citation already says that the source uses the name,</w:t>
-      </w:r>
-      <w:r>
-        <w:t xml:space="preserve"> </w:t>
-      </w:r>
-      <w:r>
-        <w:t xml:space="preserve">so do not add a sentence such as</w:t>
-      </w:r>
-      <w:r>
-        <w:t xml:space="preserve"> </w:t>
-      </w:r>
-      <w:r>
-        <w:t xml:space="preserve">“The source uses that name”</w:t>
-      </w:r>
-      <w:r>
-        <w:t xml:space="preserve">.</w:t>
-      </w:r>
-    </w:p>
-    <w:p>
-      <w:pPr>
-        <w:pStyle w:val="BlockText"/>
-      </w:pPr>
-      <w:r>
-        <w:t xml:space="preserve">❌</w:t>
-      </w:r>
-      <w:r>
-        <w:t xml:space="preserve"> </w:t>
-      </w:r>
-      <w:r>
-        <w:rPr>
-          <w:rStyle w:val="VerbatimChar"/>
-        </w:rPr>
-        <w:t xml:space="preserve">also called the **alias**. The cited textbook uses that name.</w:t>
-      </w:r>
-    </w:p>
-    <w:p>
-      <w:pPr>
-        <w:pStyle w:val="BlockText"/>
-      </w:pPr>
-      <w:r>
-        <w:t xml:space="preserve">✅</w:t>
-      </w:r>
-      <w:r>
-        <w:t xml:space="preserve"> </w:t>
-      </w:r>
-      <w:r>
-        <w:rPr>
-          <w:rStyle w:val="VerbatimChar"/>
-        </w:rPr>
-        <w:t xml:space="preserve">also called the **alias** [@key, section]</w:t>
-      </w:r>
-    </w:p>
-    <w:bookmarkEnd w:id="44"/>
-    <w:bookmarkStart w:id="47" w:name="cite-the-original-for-named-results"/>
-    <w:p>
-      <w:pPr>
-        <w:pStyle w:val="Heading2"/>
-      </w:pPr>
-      <w:r>
-        <w:t xml:space="preserve">14 Cite the original for named results</w:t>
+        <w:t xml:space="preserve">A reference adds no commentary to the statement,</w:t>
+      </w:r>
+      <w:r>
+        <w:t xml:space="preserve"> </w:t>
+      </w:r>
+      <w:r>
+        <w:t xml:space="preserve">and a separate remark that holds only a citation is clutter.</w:t>
+      </w:r>
+      <w:r>
+        <w:t xml:space="preserve"> </w:t>
+      </w:r>
+      <w:r>
+        <w:t xml:space="preserve">When the credit needs substantial prose about the source or history of the content,</w:t>
+      </w:r>
+      <w:r>
+        <w:t xml:space="preserve"> </w:t>
+      </w:r>
+      <w:r>
+        <w:t xml:space="preserve">put that prose in a short remark after the statement and its proof,</w:t>
+      </w:r>
+      <w:r>
+        <w:t xml:space="preserve"> </w:t>
+      </w:r>
+      <w:r>
+        <w:t xml:space="preserve">not inside the definition or theorem itself,</w:t>
+      </w:r>
+      <w:r>
+        <w:t xml:space="preserve"> </w:t>
+      </w:r>
+      <w:r>
+        <w:t xml:space="preserve">so that each theorem div still holds one result.</w:t>
+      </w:r>
+    </w:p>
+    <w:p>
+      <w:pPr>
+        <w:pStyle w:val="BodyText"/>
+      </w:pPr>
+      <w:r>
+        <w:t xml:space="preserve">Apply the rule to:</w:t>
+      </w:r>
+    </w:p>
+    <w:p>
+      <w:pPr>
+        <w:pStyle w:val="Compact"/>
+        <w:numPr>
+          <w:ilvl w:val="0"/>
+          <w:numId w:val="1018"/>
+        </w:numPr>
+      </w:pPr>
+      <w:r>
+        <w:t xml:space="preserve">named theorems, inequalities, and algorithms;</w:t>
+      </w:r>
+    </w:p>
+    <w:p>
+      <w:pPr>
+        <w:pStyle w:val="Compact"/>
+        <w:numPr>
+          <w:ilvl w:val="0"/>
+          <w:numId w:val="1018"/>
+        </w:numPr>
+      </w:pPr>
+      <w:r>
+        <w:t xml:space="preserve">definitions that a specific paper introduced;</w:t>
+      </w:r>
+    </w:p>
+    <w:p>
+      <w:pPr>
+        <w:pStyle w:val="Compact"/>
+        <w:numPr>
+          <w:ilvl w:val="0"/>
+          <w:numId w:val="1018"/>
+        </w:numPr>
+      </w:pPr>
+      <w:r>
+        <w:t xml:space="preserve">results whose usual name is not the whole story,</w:t>
+      </w:r>
+      <w:r>
+        <w:t xml:space="preserve"> </w:t>
+      </w:r>
+      <w:r>
+        <w:t xml:space="preserve">such as Chebyshev’s inequality,</w:t>
+      </w:r>
+      <w:r>
+        <w:t xml:space="preserve"> </w:t>
+      </w:r>
+      <w:r>
+        <w:t xml:space="preserve">which Bienaymé derived earlier.</w:t>
       </w:r>
     </w:p>
     <w:p>
@@ -3475,43 +3701,63 @@
         <w:pStyle w:val="FirstParagraph"/>
       </w:pPr>
       <w:r>
-        <w:t xml:space="preserve">When you present a result that carries a person’s name,</w:t>
-      </w:r>
-      <w:r>
-        <w:t xml:space="preserve"> </w:t>
-      </w:r>
-      <w:r>
-        <w:t xml:space="preserve">or whose first appearance is well documented,</w:t>
-      </w:r>
-      <w:r>
-        <w:t xml:space="preserve"> </w:t>
-      </w:r>
-      <w:r>
-        <w:t xml:space="preserve">cite the publication where it first appeared</w:t>
-      </w:r>
-      <w:r>
-        <w:t xml:space="preserve"> </w:t>
-      </w:r>
-      <w:r>
-        <w:t xml:space="preserve">alongside a modern textbook that teaches it.</w:t>
-      </w:r>
-      <w:r>
-        <w:t xml:space="preserve"> </w:t>
-      </w:r>
-      <w:r>
-        <w:t xml:space="preserve">The original shows readers where the result comes from</w:t>
-      </w:r>
-      <w:r>
-        <w:t xml:space="preserve"> </w:t>
-      </w:r>
-      <w:r>
-        <w:t xml:space="preserve">and credits its authors.</w:t>
-      </w:r>
-      <w:r>
-        <w:t xml:space="preserve"> </w:t>
-      </w:r>
-      <w:r>
-        <w:t xml:space="preserve">The textbook is where a student will actually learn it.</w:t>
+        <w:t xml:space="preserve">Do not apply it to:</w:t>
+      </w:r>
+    </w:p>
+    <w:p>
+      <w:pPr>
+        <w:pStyle w:val="Compact"/>
+        <w:numPr>
+          <w:ilvl w:val="0"/>
+          <w:numId w:val="1019"/>
+        </w:numPr>
+      </w:pPr>
+      <w:r>
+        <w:t xml:space="preserve">routine lemmas;</w:t>
+      </w:r>
+    </w:p>
+    <w:p>
+      <w:pPr>
+        <w:pStyle w:val="Compact"/>
+        <w:numPr>
+          <w:ilvl w:val="0"/>
+          <w:numId w:val="1019"/>
+        </w:numPr>
+      </w:pPr>
+      <w:r>
+        <w:t xml:space="preserve">textbook exercises;</w:t>
+      </w:r>
+    </w:p>
+    <w:p>
+      <w:pPr>
+        <w:pStyle w:val="Compact"/>
+        <w:numPr>
+          <w:ilvl w:val="0"/>
+          <w:numId w:val="1019"/>
+        </w:numPr>
+      </w:pPr>
+      <w:r>
+        <w:t xml:space="preserve">results with no identifiable first source.</w:t>
+      </w:r>
+    </w:p>
+    <w:p>
+      <w:pPr>
+        <w:pStyle w:val="FirstParagraph"/>
+      </w:pPr>
+      <w:r>
+        <w:t xml:space="preserve">When the credit is disputed or the first source is unclear,</w:t>
+      </w:r>
+      <w:r>
+        <w:t xml:space="preserve"> </w:t>
+      </w:r>
+      <w:r>
+        <w:t xml:space="preserve">say so in one sentence and cite a history of the result</w:t>
+      </w:r>
+      <w:r>
+        <w:t xml:space="preserve"> </w:t>
+      </w:r>
+      <w:r>
+        <w:t xml:space="preserve">instead of naming a source you have not checked.</w:t>
       </w:r>
     </w:p>
     <w:p>
@@ -3519,188 +3765,6 @@
         <w:pStyle w:val="BodyText"/>
       </w:pPr>
       <w:r>
-        <w:t xml:space="preserve">When the credit is only a citation,</w:t>
-      </w:r>
-      <w:r>
-        <w:t xml:space="preserve"> </w:t>
-      </w:r>
-      <w:r>
-        <w:t xml:space="preserve">end the definition or theorem div with a line</w:t>
-      </w:r>
-      <w:r>
-        <w:t xml:space="preserve"> </w:t>
-      </w:r>
-      <w:r>
-        <w:rPr>
-          <w:rStyle w:val="VerbatimChar"/>
-        </w:rPr>
-        <w:t xml:space="preserve">Source: @key [locator]</w:t>
-      </w:r>
-      <w:r>
-        <w:t xml:space="preserve">.</w:t>
-      </w:r>
-      <w:r>
-        <w:t xml:space="preserve"> </w:t>
-      </w:r>
-      <w:r>
-        <w:t xml:space="preserve">A reference adds no commentary to the statement,</w:t>
-      </w:r>
-      <w:r>
-        <w:t xml:space="preserve"> </w:t>
-      </w:r>
-      <w:r>
-        <w:t xml:space="preserve">and a separate remark that holds only a citation is clutter.</w:t>
-      </w:r>
-      <w:r>
-        <w:t xml:space="preserve"> </w:t>
-      </w:r>
-      <w:r>
-        <w:t xml:space="preserve">When the credit needs substantial prose about the source or history of the content,</w:t>
-      </w:r>
-      <w:r>
-        <w:t xml:space="preserve"> </w:t>
-      </w:r>
-      <w:r>
-        <w:t xml:space="preserve">put that prose in a short remark after the statement and its proof,</w:t>
-      </w:r>
-      <w:r>
-        <w:t xml:space="preserve"> </w:t>
-      </w:r>
-      <w:r>
-        <w:t xml:space="preserve">not inside the definition or theorem itself,</w:t>
-      </w:r>
-      <w:r>
-        <w:t xml:space="preserve"> </w:t>
-      </w:r>
-      <w:r>
-        <w:t xml:space="preserve">so that each theorem div still holds one result.</w:t>
-      </w:r>
-    </w:p>
-    <w:p>
-      <w:pPr>
-        <w:pStyle w:val="BodyText"/>
-      </w:pPr>
-      <w:r>
-        <w:t xml:space="preserve">Apply the rule to:</w:t>
-      </w:r>
-    </w:p>
-    <w:p>
-      <w:pPr>
-        <w:pStyle w:val="Compact"/>
-        <w:numPr>
-          <w:ilvl w:val="0"/>
-          <w:numId w:val="1018"/>
-        </w:numPr>
-      </w:pPr>
-      <w:r>
-        <w:t xml:space="preserve">named theorems, inequalities, and algorithms;</w:t>
-      </w:r>
-    </w:p>
-    <w:p>
-      <w:pPr>
-        <w:pStyle w:val="Compact"/>
-        <w:numPr>
-          <w:ilvl w:val="0"/>
-          <w:numId w:val="1018"/>
-        </w:numPr>
-      </w:pPr>
-      <w:r>
-        <w:t xml:space="preserve">definitions that a specific paper introduced;</w:t>
-      </w:r>
-    </w:p>
-    <w:p>
-      <w:pPr>
-        <w:pStyle w:val="Compact"/>
-        <w:numPr>
-          <w:ilvl w:val="0"/>
-          <w:numId w:val="1018"/>
-        </w:numPr>
-      </w:pPr>
-      <w:r>
-        <w:t xml:space="preserve">results whose usual name is not the whole story,</w:t>
-      </w:r>
-      <w:r>
-        <w:t xml:space="preserve"> </w:t>
-      </w:r>
-      <w:r>
-        <w:t xml:space="preserve">such as Chebyshev’s inequality,</w:t>
-      </w:r>
-      <w:r>
-        <w:t xml:space="preserve"> </w:t>
-      </w:r>
-      <w:r>
-        <w:t xml:space="preserve">which Bienaymé derived earlier.</w:t>
-      </w:r>
-    </w:p>
-    <w:p>
-      <w:pPr>
-        <w:pStyle w:val="FirstParagraph"/>
-      </w:pPr>
-      <w:r>
-        <w:t xml:space="preserve">Do not apply it to:</w:t>
-      </w:r>
-    </w:p>
-    <w:p>
-      <w:pPr>
-        <w:pStyle w:val="Compact"/>
-        <w:numPr>
-          <w:ilvl w:val="0"/>
-          <w:numId w:val="1019"/>
-        </w:numPr>
-      </w:pPr>
-      <w:r>
-        <w:t xml:space="preserve">routine lemmas;</w:t>
-      </w:r>
-    </w:p>
-    <w:p>
-      <w:pPr>
-        <w:pStyle w:val="Compact"/>
-        <w:numPr>
-          <w:ilvl w:val="0"/>
-          <w:numId w:val="1019"/>
-        </w:numPr>
-      </w:pPr>
-      <w:r>
-        <w:t xml:space="preserve">textbook exercises;</w:t>
-      </w:r>
-    </w:p>
-    <w:p>
-      <w:pPr>
-        <w:pStyle w:val="Compact"/>
-        <w:numPr>
-          <w:ilvl w:val="0"/>
-          <w:numId w:val="1019"/>
-        </w:numPr>
-      </w:pPr>
-      <w:r>
-        <w:t xml:space="preserve">results with no identifiable first source.</w:t>
-      </w:r>
-    </w:p>
-    <w:p>
-      <w:pPr>
-        <w:pStyle w:val="FirstParagraph"/>
-      </w:pPr>
-      <w:r>
-        <w:t xml:space="preserve">When the credit is disputed or the first source is unclear,</w:t>
-      </w:r>
-      <w:r>
-        <w:t xml:space="preserve"> </w:t>
-      </w:r>
-      <w:r>
-        <w:t xml:space="preserve">say so in one sentence and cite a history of the result</w:t>
-      </w:r>
-      <w:r>
-        <w:t xml:space="preserve"> </w:t>
-      </w:r>
-      <w:r>
-        <w:t xml:space="preserve">instead of naming a source you have not checked.</w:t>
-      </w:r>
-    </w:p>
-    <w:p>
-      <w:pPr>
-        <w:pStyle w:val="BodyText"/>
-      </w:pPr>
-      <w:r>
         <w:t xml:space="preserve">Check every detail of the original against an official source, such as:</w:t>
       </w:r>
     </w:p>
@@ -3742,7 +3806,7 @@
       <w:r>
         <w:t xml:space="preserve"> </w:t>
       </w:r>
-      <w:hyperlink r:id="rId45">
+      <w:hyperlink r:id="rId44">
         <w:r>
           <w:rPr>
             <w:rStyle w:val="Hyperlink"/>
@@ -3768,7 +3832,7 @@
         <w:t xml:space="preserve">and never fill in a title, volume, or page number from memory.</w:t>
       </w:r>
     </w:p>
-    <w:bookmarkStart w:id="46" w:name="exm-cite-original"/>
+    <w:bookmarkStart w:id="45" w:name="exm-cite-original"/>
     <w:p>
       <w:pPr>
         <w:pStyle w:val="BodyText"/>
@@ -3842,15 +3906,69 @@
         <w:t xml:space="preserve">.</w:t>
       </w:r>
     </w:p>
+    <w:bookmarkEnd w:id="45"/>
     <w:bookmarkEnd w:id="46"/>
+    <w:bookmarkStart w:id="47" w:name="put-the-content-first"/>
+    <w:p>
+      <w:pPr>
+        <w:pStyle w:val="Heading2"/>
+      </w:pPr>
+      <w:r>
+        <w:t xml:space="preserve">15 Put the content first</w:t>
+      </w:r>
+    </w:p>
+    <w:p>
+      <w:pPr>
+        <w:pStyle w:val="FirstParagraph"/>
+      </w:pPr>
+      <w:r>
+        <w:t xml:space="preserve">Headings and sentences should name the topic, not its author:</w:t>
+      </w:r>
+      <w:r>
+        <w:t xml:space="preserve"> </w:t>
+      </w:r>
+      <w:r>
+        <w:t xml:space="preserve">“A formal definition of machine learning”</w:t>
+      </w:r>
+      <w:r>
+        <w:t xml:space="preserve">,</w:t>
+      </w:r>
+      <w:r>
+        <w:t xml:space="preserve"> </w:t>
+      </w:r>
+      <w:r>
+        <w:t xml:space="preserve">not</w:t>
+      </w:r>
+      <w:r>
+        <w:t xml:space="preserve"> </w:t>
+      </w:r>
+      <w:r>
+        <w:t xml:space="preserve">“Mitchell’s definition”</w:t>
+      </w:r>
+      <w:r>
+        <w:t xml:space="preserve">.</w:t>
+      </w:r>
+      <w:r>
+        <w:t xml:space="preserve"> </w:t>
+      </w:r>
+      <w:r>
+        <w:t xml:space="preserve">Follow a quotation with its citation alone,</w:t>
+      </w:r>
+      <w:r>
+        <w:t xml:space="preserve"> </w:t>
+      </w:r>
+      <w:r>
+        <w:t xml:space="preserve">without commentary on who said it or where it was repeated.</w:t>
+      </w:r>
+    </w:p>
     <w:bookmarkEnd w:id="47"/>
-    <w:bookmarkStart w:id="48" w:name="put-the-content-first"/>
+    <w:bookmarkStart w:id="48" w:name="adapting-another-courses-material"/>
     <w:p>
       <w:pPr>
         <w:pStyle w:val="Heading2"/>
       </w:pPr>
       <w:r>
-        <w:t xml:space="preserve">15 Put the content first</w:t>
+        <w:t xml:space="preserve">16 Adapting another course’s material</w:t>
       </w:r>
     </w:p>
     <w:p>
@@ -3858,13 +3976,78 @@
         <w:pStyle w:val="FirstParagraph"/>
       </w:pPr>
       <w:r>
-        <w:t xml:space="preserve">Headings and sentences should name the topic, not its author:</w:t>
-      </w:r>
-      <w:r>
-        <w:t xml:space="preserve"> </w:t>
-      </w:r>
-      <w:r>
-        <w:t xml:space="preserve">“A formal definition of machine learning”</w:t>
+        <w:t xml:space="preserve">When teaching material draws on another course,</w:t>
+      </w:r>
+      <w:r>
+        <w:t xml:space="preserve"> </w:t>
+      </w:r>
+      <w:r>
+        <w:t xml:space="preserve">write your own version of the content</w:t>
+      </w:r>
+      <w:r>
+        <w:t xml:space="preserve"> </w:t>
+      </w:r>
+      <w:r>
+        <w:t xml:space="preserve">rather than summarizing how that course presents it.</w:t>
+      </w:r>
+      <w:r>
+        <w:t xml:space="preserve"> </w:t>
+      </w:r>
+      <w:r>
+        <w:t xml:space="preserve">Credit the source in a note at the start or end of the adapted section.</w:t>
+      </w:r>
+    </w:p>
+    <w:p>
+      <w:pPr>
+        <w:pStyle w:val="BodyText"/>
+      </w:pPr>
+      <w:r>
+        <w:t xml:space="preserve">Put that note in a div, never in running prose.</w:t>
+      </w:r>
+      <w:r>
+        <w:t xml:space="preserve"> </w:t>
+      </w:r>
+      <w:r>
+        <w:t xml:space="preserve">An attribution is not part of the argument,</w:t>
+      </w:r>
+      <w:r>
+        <w:t xml:space="preserve"> </w:t>
+      </w:r>
+      <w:r>
+        <w:t xml:space="preserve">and a reader skimming the section should be able to tell it apart</w:t>
+      </w:r>
+      <w:r>
+        <w:t xml:space="preserve"> </w:t>
+      </w:r>
+      <w:r>
+        <w:t xml:space="preserve">from the content it credits.</w:t>
+      </w:r>
+      <w:r>
+        <w:t xml:space="preserve"> </w:t>
+      </w:r>
+      <w:r>
+        <w:t xml:space="preserve">In Quarto, use a collapsed</w:t>
+      </w:r>
+      <w:r>
+        <w:t xml:space="preserve"> </w:t>
+      </w:r>
+      <w:r>
+        <w:rPr>
+          <w:rStyle w:val="VerbatimChar"/>
+        </w:rPr>
+        <w:t xml:space="preserve">.callout-note</w:t>
+      </w:r>
+      <w:r>
+        <w:t xml:space="preserve"> </w:t>
+      </w:r>
+      <w:r>
+        <w:t xml:space="preserve">titled</w:t>
+      </w:r>
+      <w:r>
+        <w:t xml:space="preserve"> </w:t>
+      </w:r>
+      <w:r>
+        <w:t xml:space="preserve">“Source”</w:t>
       </w:r>
       <w:r>
         <w:t xml:space="preserve">,</w:t>
@@ -3873,278 +4056,159 @@
         <w:t xml:space="preserve"> </w:t>
       </w:r>
       <w:r>
-        <w:t xml:space="preserve">not</w:t>
-      </w:r>
-      <w:r>
-        <w:t xml:space="preserve"> </w:t>
-      </w:r>
-      <w:r>
-        <w:t xml:space="preserve">“Mitchell’s definition”</w:t>
-      </w:r>
-      <w:r>
-        <w:t xml:space="preserve">.</w:t>
-      </w:r>
-      <w:r>
-        <w:t xml:space="preserve"> </w:t>
-      </w:r>
-      <w:r>
-        <w:t xml:space="preserve">Follow a quotation with its citation alone,</w:t>
-      </w:r>
-      <w:r>
-        <w:t xml:space="preserve"> </w:t>
-      </w:r>
-      <w:r>
-        <w:t xml:space="preserve">without commentary on who said it or where it was repeated.</w:t>
+        <w:t xml:space="preserve">which frames the credit and keeps it out of the way on the page.</w:t>
+      </w:r>
+      <w:r>
+        <w:t xml:space="preserve"> </w:t>
+      </w:r>
+      <w:r>
+        <w:t xml:space="preserve">A</w:t>
+      </w:r>
+      <w:r>
+        <w:t xml:space="preserve"> </w:t>
+      </w:r>
+      <w:r>
+        <w:rPr>
+          <w:rStyle w:val="VerbatimChar"/>
+        </w:rPr>
+        <w:t xml:space="preserve">::: notes</w:t>
+      </w:r>
+      <w:r>
+        <w:t xml:space="preserve"> </w:t>
+      </w:r>
+      <w:r>
+        <w:t xml:space="preserve">div keeps the credit out of the slides,</w:t>
+      </w:r>
+      <w:r>
+        <w:t xml:space="preserve"> </w:t>
+      </w:r>
+      <w:r>
+        <w:t xml:space="preserve">but on an HTML page it renders as a plain unstyled</w:t>
+      </w:r>
+      <w:r>
+        <w:t xml:space="preserve"> </w:t>
+      </w:r>
+      <w:r>
+        <w:rPr>
+          <w:rStyle w:val="VerbatimChar"/>
+        </w:rPr>
+        <w:t xml:space="preserve">&lt;div&gt;</w:t>
+      </w:r>
+      <w:r>
+        <w:t xml:space="preserve">,</w:t>
+      </w:r>
+      <w:r>
+        <w:t xml:space="preserve"> </w:t>
+      </w:r>
+      <w:r>
+        <w:t xml:space="preserve">which looks like running prose;</w:t>
+      </w:r>
+      <w:r>
+        <w:t xml:space="preserve"> </w:t>
+      </w:r>
+      <w:r>
+        <w:t xml:space="preserve">use it only on a site whose stylesheet sets</w:t>
+      </w:r>
+      <w:r>
+        <w:t xml:space="preserve"> </w:t>
+      </w:r>
+      <w:r>
+        <w:rPr>
+          <w:rStyle w:val="VerbatimChar"/>
+        </w:rPr>
+        <w:t xml:space="preserve">.notes</w:t>
+      </w:r>
+      <w:r>
+        <w:t xml:space="preserve"> </w:t>
+      </w:r>
+      <w:r>
+        <w:t xml:space="preserve">apart.</w:t>
+      </w:r>
+    </w:p>
+    <w:p>
+      <w:pPr>
+        <w:pStyle w:val="BodyText"/>
+      </w:pPr>
+      <w:r>
+        <w:t xml:space="preserve">The same applies to license notices</w:t>
+      </w:r>
+      <w:r>
+        <w:t xml:space="preserve"> </w:t>
+      </w:r>
+      <w:r>
+        <w:t xml:space="preserve">and to statements of how the adaptation differs from the source.</w:t>
+      </w:r>
+    </w:p>
+    <w:p>
+      <w:pPr>
+        <w:pStyle w:val="BodyText"/>
+      </w:pPr>
+      <w:r>
+        <w:t xml:space="preserve">❌ A plain paragraph between the heading and the first definition:</w:t>
+      </w:r>
+    </w:p>
+    <w:p>
+      <w:pPr>
+        <w:pStyle w:val="SourceCode"/>
+      </w:pPr>
+      <w:r>
+        <w:rPr>
+          <w:rStyle w:val="NormalTok"/>
+        </w:rPr>
+        <w:t xml:space="preserve">This section is adapted from @zhou2024, used under the MIT License.</w:t>
+      </w:r>
+    </w:p>
+    <w:p>
+      <w:pPr>
+        <w:pStyle w:val="FirstParagraph"/>
+      </w:pPr>
+      <w:r>
+        <w:t xml:space="preserve">✅ The same credit in a collapsed callout:</w:t>
+      </w:r>
+    </w:p>
+    <w:p>
+      <w:pPr>
+        <w:pStyle w:val="SourceCode"/>
+      </w:pPr>
+      <w:r>
+        <w:rPr>
+          <w:rStyle w:val="NormalTok"/>
+        </w:rPr>
+        <w:t xml:space="preserve">::: {.callout-note collapse="true"}</w:t>
+      </w:r>
+      <w:r>
+        <w:br/>
+      </w:r>
+      <w:r>
+        <w:rPr>
+          <w:rStyle w:val="FunctionTok"/>
+        </w:rPr>
+        <w:t xml:space="preserve">#### Source</w:t>
+      </w:r>
+      <w:r>
+        <w:br/>
+      </w:r>
+      <w:r>
+        <w:br/>
+      </w:r>
+      <w:r>
+        <w:rPr>
+          <w:rStyle w:val="NormalTok"/>
+        </w:rPr>
+        <w:t xml:space="preserve">This section is adapted from @zhou2024, used under the MIT License.</w:t>
+      </w:r>
+      <w:r>
+        <w:br/>
+      </w:r>
+      <w:r>
+        <w:rPr>
+          <w:rStyle w:val="NormalTok"/>
+        </w:rPr>
+        <w:t xml:space="preserve">:::</w:t>
       </w:r>
     </w:p>
     <w:bookmarkEnd w:id="48"/>
-    <w:bookmarkStart w:id="49" w:name="adapting-another-courses-material"/>
-    <w:p>
-      <w:pPr>
-        <w:pStyle w:val="Heading2"/>
-      </w:pPr>
-      <w:r>
-        <w:t xml:space="preserve">16 Adapting another course’s material</w:t>
-      </w:r>
-    </w:p>
-    <w:p>
-      <w:pPr>
-        <w:pStyle w:val="FirstParagraph"/>
-      </w:pPr>
-      <w:r>
-        <w:t xml:space="preserve">When teaching material draws on another course,</w:t>
-      </w:r>
-      <w:r>
-        <w:t xml:space="preserve"> </w:t>
-      </w:r>
-      <w:r>
-        <w:t xml:space="preserve">write your own version of the content</w:t>
-      </w:r>
-      <w:r>
-        <w:t xml:space="preserve"> </w:t>
-      </w:r>
-      <w:r>
-        <w:t xml:space="preserve">rather than summarizing how that course presents it.</w:t>
-      </w:r>
-      <w:r>
-        <w:t xml:space="preserve"> </w:t>
-      </w:r>
-      <w:r>
-        <w:t xml:space="preserve">Credit the source in a note at the start or end of the adapted section.</w:t>
-      </w:r>
-    </w:p>
-    <w:p>
-      <w:pPr>
-        <w:pStyle w:val="BodyText"/>
-      </w:pPr>
-      <w:r>
-        <w:t xml:space="preserve">Put that note in a div, never in running prose.</w:t>
-      </w:r>
-      <w:r>
-        <w:t xml:space="preserve"> </w:t>
-      </w:r>
-      <w:r>
-        <w:t xml:space="preserve">An attribution is not part of the argument,</w:t>
-      </w:r>
-      <w:r>
-        <w:t xml:space="preserve"> </w:t>
-      </w:r>
-      <w:r>
-        <w:t xml:space="preserve">and a reader skimming the section should be able to tell it apart</w:t>
-      </w:r>
-      <w:r>
-        <w:t xml:space="preserve"> </w:t>
-      </w:r>
-      <w:r>
-        <w:t xml:space="preserve">from the content it credits.</w:t>
-      </w:r>
-      <w:r>
-        <w:t xml:space="preserve"> </w:t>
-      </w:r>
-      <w:r>
-        <w:t xml:space="preserve">In Quarto, use a collapsed</w:t>
-      </w:r>
-      <w:r>
-        <w:t xml:space="preserve"> </w:t>
-      </w:r>
-      <w:r>
-        <w:rPr>
-          <w:rStyle w:val="VerbatimChar"/>
-        </w:rPr>
-        <w:t xml:space="preserve">.callout-note</w:t>
-      </w:r>
-      <w:r>
-        <w:t xml:space="preserve"> </w:t>
-      </w:r>
-      <w:r>
-        <w:t xml:space="preserve">titled</w:t>
-      </w:r>
-      <w:r>
-        <w:t xml:space="preserve"> </w:t>
-      </w:r>
-      <w:r>
-        <w:t xml:space="preserve">“Source”</w:t>
-      </w:r>
-      <w:r>
-        <w:t xml:space="preserve">,</w:t>
-      </w:r>
-      <w:r>
-        <w:t xml:space="preserve"> </w:t>
-      </w:r>
-      <w:r>
-        <w:t xml:space="preserve">which frames the credit and keeps it out of the way on the page.</w:t>
-      </w:r>
-      <w:r>
-        <w:t xml:space="preserve"> </w:t>
-      </w:r>
-      <w:r>
-        <w:t xml:space="preserve">A</w:t>
-      </w:r>
-      <w:r>
-        <w:t xml:space="preserve"> </w:t>
-      </w:r>
-      <w:r>
-        <w:rPr>
-          <w:rStyle w:val="VerbatimChar"/>
-        </w:rPr>
-        <w:t xml:space="preserve">::: notes</w:t>
-      </w:r>
-      <w:r>
-        <w:t xml:space="preserve"> </w:t>
-      </w:r>
-      <w:r>
-        <w:t xml:space="preserve">div keeps the credit out of the slides,</w:t>
-      </w:r>
-      <w:r>
-        <w:t xml:space="preserve"> </w:t>
-      </w:r>
-      <w:r>
-        <w:t xml:space="preserve">but on an HTML page it renders as a plain unstyled</w:t>
-      </w:r>
-      <w:r>
-        <w:t xml:space="preserve"> </w:t>
-      </w:r>
-      <w:r>
-        <w:rPr>
-          <w:rStyle w:val="VerbatimChar"/>
-        </w:rPr>
-        <w:t xml:space="preserve">&lt;div&gt;</w:t>
-      </w:r>
-      <w:r>
-        <w:t xml:space="preserve">,</w:t>
-      </w:r>
-      <w:r>
-        <w:t xml:space="preserve"> </w:t>
-      </w:r>
-      <w:r>
-        <w:t xml:space="preserve">which looks like running prose;</w:t>
-      </w:r>
-      <w:r>
-        <w:t xml:space="preserve"> </w:t>
-      </w:r>
-      <w:r>
-        <w:t xml:space="preserve">use it only on a site whose stylesheet sets</w:t>
-      </w:r>
-      <w:r>
-        <w:t xml:space="preserve"> </w:t>
-      </w:r>
-      <w:r>
-        <w:rPr>
-          <w:rStyle w:val="VerbatimChar"/>
-        </w:rPr>
-        <w:t xml:space="preserve">.notes</w:t>
-      </w:r>
-      <w:r>
-        <w:t xml:space="preserve"> </w:t>
-      </w:r>
-      <w:r>
-        <w:t xml:space="preserve">apart.</w:t>
-      </w:r>
-    </w:p>
-    <w:p>
-      <w:pPr>
-        <w:pStyle w:val="BodyText"/>
-      </w:pPr>
-      <w:r>
-        <w:t xml:space="preserve">The same applies to license notices</w:t>
-      </w:r>
-      <w:r>
-        <w:t xml:space="preserve"> </w:t>
-      </w:r>
-      <w:r>
-        <w:t xml:space="preserve">and to statements of how the adaptation differs from the source.</w:t>
-      </w:r>
-    </w:p>
-    <w:p>
-      <w:pPr>
-        <w:pStyle w:val="BodyText"/>
-      </w:pPr>
-      <w:r>
-        <w:t xml:space="preserve">❌ A plain paragraph between the heading and the first definition:</w:t>
-      </w:r>
-    </w:p>
-    <w:p>
-      <w:pPr>
-        <w:pStyle w:val="SourceCode"/>
-      </w:pPr>
-      <w:r>
-        <w:rPr>
-          <w:rStyle w:val="NormalTok"/>
-        </w:rPr>
-        <w:t xml:space="preserve">This section is adapted from @zhou2024, used under the MIT License.</w:t>
-      </w:r>
-    </w:p>
-    <w:p>
-      <w:pPr>
-        <w:pStyle w:val="FirstParagraph"/>
-      </w:pPr>
-      <w:r>
-        <w:t xml:space="preserve">✅ The same credit in a collapsed callout:</w:t>
-      </w:r>
-    </w:p>
-    <w:p>
-      <w:pPr>
-        <w:pStyle w:val="SourceCode"/>
-      </w:pPr>
-      <w:r>
-        <w:rPr>
-          <w:rStyle w:val="NormalTok"/>
-        </w:rPr>
-        <w:t xml:space="preserve">::: {.callout-note collapse="true"}</w:t>
-      </w:r>
-      <w:r>
-        <w:br/>
-      </w:r>
-      <w:r>
-        <w:rPr>
-          <w:rStyle w:val="FunctionTok"/>
-        </w:rPr>
-        <w:t xml:space="preserve">#### Source</w:t>
-      </w:r>
-      <w:r>
-        <w:br/>
-      </w:r>
-      <w:r>
-        <w:br/>
-      </w:r>
-      <w:r>
-        <w:rPr>
-          <w:rStyle w:val="NormalTok"/>
-        </w:rPr>
-        <w:t xml:space="preserve">This section is adapted from @zhou2024, used under the MIT License.</w:t>
-      </w:r>
-      <w:r>
-        <w:br/>
-      </w:r>
-      <w:r>
-        <w:rPr>
-          <w:rStyle w:val="NormalTok"/>
-        </w:rPr>
-        <w:t xml:space="preserve">:::</w:t>
-      </w:r>
-    </w:p>
-    <w:bookmarkEnd w:id="49"/>
-    <w:bookmarkStart w:id="50" w:name="material-from-your-own-work"/>
+    <w:bookmarkStart w:id="49" w:name="material-from-your-own-work"/>
     <w:p>
       <w:pPr>
         <w:pStyle w:val="Heading2"/>
@@ -4586,8 +4650,8 @@
         <w:t xml:space="preserve">When you find an existing credit to your own work, remove it and add or keep a link to it.</w:t>
       </w:r>
     </w:p>
-    <w:bookmarkEnd w:id="50"/>
-    <w:bookmarkStart w:id="51" w:name="common-citation-errors-to-avoid"/>
+    <w:bookmarkEnd w:id="49"/>
+    <w:bookmarkStart w:id="50" w:name="common-citation-errors-to-avoid"/>
     <w:p>
       <w:pPr>
         <w:pStyle w:val="Heading2"/>
@@ -4771,8 +4835,8 @@
         <w:t xml:space="preserve">: Failing to cite work that directly influenced your ideas</w:t>
       </w:r>
     </w:p>
-    <w:bookmarkEnd w:id="51"/>
-    <w:bookmarkStart w:id="57" w:name="examples"/>
+    <w:bookmarkEnd w:id="50"/>
+    <w:bookmarkStart w:id="56" w:name="examples"/>
     <w:p>
       <w:pPr>
         <w:pStyle w:val="Heading2"/>
@@ -4781,7 +4845,7 @@
         <w:t xml:space="preserve">19 Examples</w:t>
       </w:r>
     </w:p>
-    <w:bookmarkStart w:id="52" w:name="poor-unsupported-claim"/>
+    <w:bookmarkStart w:id="51" w:name="poor-unsupported-claim"/>
     <w:p>
       <w:pPr>
         <w:pStyle w:val="Heading3"/>
@@ -4813,8 +4877,8 @@
         <w:t xml:space="preserve">: This claim is stated as fact without any support.</w:t>
       </w:r>
     </w:p>
-    <w:bookmarkEnd w:id="52"/>
-    <w:bookmarkStart w:id="53" w:name="better-citation-provided"/>
+    <w:bookmarkEnd w:id="51"/>
+    <w:bookmarkStart w:id="52" w:name="better-citation-provided"/>
     <w:p>
       <w:pPr>
         <w:pStyle w:val="Heading3"/>
@@ -4855,8 +4919,8 @@
         <w:t xml:space="preserve">: Citations provide evidence for the claim.</w:t>
       </w:r>
     </w:p>
-    <w:bookmarkEnd w:id="53"/>
-    <w:bookmarkStart w:id="54" w:name="best-citation-with-context"/>
+    <w:bookmarkEnd w:id="52"/>
+    <w:bookmarkStart w:id="53" w:name="best-citation-with-context"/>
     <w:p>
       <w:pPr>
         <w:pStyle w:val="Heading3"/>
@@ -4909,8 +4973,8 @@
         <w:t xml:space="preserve">: The specific support each citation provides is explained.</w:t>
       </w:r>
     </w:p>
-    <w:bookmarkEnd w:id="54"/>
-    <w:bookmarkStart w:id="55" w:name="poor-irrelevant-citation"/>
+    <w:bookmarkEnd w:id="53"/>
+    <w:bookmarkStart w:id="54" w:name="poor-irrelevant-citation"/>
     <w:p>
       <w:pPr>
         <w:pStyle w:val="Heading3"/>
@@ -4951,8 +5015,8 @@
         <w:t xml:space="preserve">: Knuth’s 1984 paper on literate programming doesn’t address Python or data science.</w:t>
       </w:r>
     </w:p>
-    <w:bookmarkEnd w:id="55"/>
-    <w:bookmarkStart w:id="56" w:name="better-relevant-citation"/>
+    <w:bookmarkEnd w:id="54"/>
+    <w:bookmarkStart w:id="55" w:name="better-relevant-citation"/>
     <w:p>
       <w:pPr>
         <w:pStyle w:val="Heading3"/>
@@ -4993,9 +5057,9 @@
         <w:t xml:space="preserve">: The citation is to a current survey of programming language usage.</w:t>
       </w:r>
     </w:p>
+    <w:bookmarkEnd w:id="55"/>
     <w:bookmarkEnd w:id="56"/>
-    <w:bookmarkEnd w:id="57"/>
-    <w:bookmarkStart w:id="74" w:name="conclusion"/>
+    <w:bookmarkStart w:id="75" w:name="conclusion"/>
     <w:p>
       <w:pPr>
         <w:pStyle w:val="Heading2"/>
@@ -5054,8 +5118,8 @@
         <w:t xml:space="preserve">add a citation or present direct evidence.</w:t>
       </w:r>
     </w:p>
-    <w:bookmarkStart w:id="73" w:name="refs"/>
-    <w:bookmarkStart w:id="59" w:name="ref-bienayme1853"/>
+    <w:bookmarkStart w:id="74" w:name="refs"/>
+    <w:bookmarkStart w:id="58" w:name="ref-bienayme1853"/>
     <w:p>
       <w:pPr>
         <w:pStyle w:val="Bibliography"/>
@@ -5100,7 +5164,7 @@
       <w:r>
         <w:t xml:space="preserve"> </w:t>
       </w:r>
-      <w:hyperlink r:id="rId58">
+      <w:hyperlink r:id="rId57">
         <w:r>
           <w:rPr>
             <w:rStyle w:val="Hyperlink"/>
@@ -5112,8 +5176,8 @@
         <w:t xml:space="preserve">.</w:t>
       </w:r>
     </w:p>
-    <w:bookmarkEnd w:id="59"/>
-    <w:bookmarkStart w:id="61" w:name="ref-blitzstein2019introduction"/>
+    <w:bookmarkEnd w:id="58"/>
+    <w:bookmarkStart w:id="60" w:name="ref-blitzstein2019introduction"/>
     <w:p>
       <w:pPr>
         <w:pStyle w:val="Bibliography"/>
@@ -5137,7 +5201,7 @@
       <w:r>
         <w:t xml:space="preserve"> </w:t>
       </w:r>
-      <w:hyperlink r:id="rId60">
+      <w:hyperlink r:id="rId59">
         <w:r>
           <w:rPr>
             <w:rStyle w:val="Hyperlink"/>
@@ -5149,8 +5213,8 @@
         <w:t xml:space="preserve">.</w:t>
       </w:r>
     </w:p>
-    <w:bookmarkEnd w:id="61"/>
-    <w:bookmarkStart w:id="63" w:name="ref-hawkins2004"/>
+    <w:bookmarkEnd w:id="60"/>
+    <w:bookmarkStart w:id="62" w:name="ref-hawkins2004"/>
     <w:p>
       <w:pPr>
         <w:pStyle w:val="Bibliography"/>
@@ -5183,7 +5247,7 @@
       <w:r>
         <w:t xml:space="preserve"> </w:t>
       </w:r>
-      <w:hyperlink r:id="rId62">
+      <w:hyperlink r:id="rId61">
         <w:r>
           <w:rPr>
             <w:rStyle w:val="Hyperlink"/>
@@ -5195,8 +5259,8 @@
         <w:t xml:space="preserve">.</w:t>
       </w:r>
     </w:p>
-    <w:bookmarkEnd w:id="63"/>
-    <w:bookmarkStart w:id="65" w:name="ref-knuth84"/>
+    <w:bookmarkEnd w:id="62"/>
+    <w:bookmarkStart w:id="64" w:name="ref-knuth84"/>
     <w:p>
       <w:pPr>
         <w:pStyle w:val="Bibliography"/>
@@ -5229,7 +5293,7 @@
       <w:r>
         <w:t xml:space="preserve"> </w:t>
       </w:r>
-      <w:hyperlink r:id="rId64">
+      <w:hyperlink r:id="rId63">
         <w:r>
           <w:rPr>
             <w:rStyle w:val="Hyperlink"/>
@@ -5241,8 +5305,8 @@
         <w:t xml:space="preserve">.</w:t>
       </w:r>
     </w:p>
-    <w:bookmarkEnd w:id="65"/>
-    <w:bookmarkStart w:id="66" w:name="ref-mitchell1997"/>
+    <w:bookmarkEnd w:id="64"/>
+    <w:bookmarkStart w:id="65" w:name="ref-mitchell1997"/>
     <w:p>
       <w:pPr>
         <w:pStyle w:val="Bibliography"/>
@@ -5264,8 +5328,8 @@
         <w:t xml:space="preserve">. McGraw-Hill.</w:t>
       </w:r>
     </w:p>
-    <w:bookmarkEnd w:id="66"/>
-    <w:bookmarkStart w:id="68" w:name="ref-stackoverflow2024"/>
+    <w:bookmarkEnd w:id="65"/>
+    <w:bookmarkStart w:id="67" w:name="ref-stackoverflow2024"/>
     <w:p>
       <w:pPr>
         <w:pStyle w:val="Bibliography"/>
@@ -5289,7 +5353,7 @@
       <w:r>
         <w:t xml:space="preserve"> </w:t>
       </w:r>
-      <w:hyperlink r:id="rId67">
+      <w:hyperlink r:id="rId66">
         <w:r>
           <w:rPr>
             <w:rStyle w:val="Hyperlink"/>
@@ -5301,8 +5365,8 @@
         <w:t xml:space="preserve">.</w:t>
       </w:r>
     </w:p>
-    <w:bookmarkEnd w:id="68"/>
-    <w:bookmarkStart w:id="70" w:name="ref-tchebichef1867"/>
+    <w:bookmarkEnd w:id="67"/>
+    <w:bookmarkStart w:id="69" w:name="ref-tchebichef1867"/>
     <w:p>
       <w:pPr>
         <w:pStyle w:val="Bibliography"/>
@@ -5332,7 +5396,7 @@
       <w:r>
         <w:t xml:space="preserve"> </w:t>
       </w:r>
-      <w:hyperlink r:id="rId69">
+      <w:hyperlink r:id="rId68">
         <w:r>
           <w:rPr>
             <w:rStyle w:val="Hyperlink"/>
@@ -5344,8 +5408,8 @@
         <w:t xml:space="preserve">.</w:t>
       </w:r>
     </w:p>
-    <w:bookmarkEnd w:id="70"/>
-    <w:bookmarkStart w:id="72" w:name="ref-vapnik1998"/>
+    <w:bookmarkEnd w:id="69"/>
+    <w:bookmarkStart w:id="71" w:name="ref-vapnik1998"/>
     <w:p>
       <w:pPr>
         <w:pStyle w:val="Bibliography"/>
@@ -5369,7 +5433,7 @@
       <w:r>
         <w:t xml:space="preserve"> </w:t>
       </w:r>
-      <w:hyperlink r:id="rId71">
+      <w:hyperlink r:id="rId70">
         <w:r>
           <w:rPr>
             <w:rStyle w:val="Hyperlink"/>
@@ -5381,9 +5445,81 @@
         <w:t xml:space="preserve">.</w:t>
       </w:r>
     </w:p>
-    <w:bookmarkEnd w:id="72"/>
+    <w:bookmarkEnd w:id="71"/>
+    <w:bookmarkStart w:id="73" w:name="ref-wikipedia_poisson_distribution"/>
+    <w:p>
+      <w:pPr>
+        <w:pStyle w:val="Bibliography"/>
+      </w:pPr>
+      <w:r>
+        <w:t xml:space="preserve">Wikipedia contributors. 2026.</w:t>
+      </w:r>
+      <w:r>
+        <w:t xml:space="preserve"> </w:t>
+      </w:r>
+      <w:r>
+        <w:rPr>
+          <w:i/>
+          <w:iCs/>
+        </w:rPr>
+        <w:t xml:space="preserve">Poisson Distribution —</w:t>
+      </w:r>
+      <w:r>
+        <w:rPr>
+          <w:i/>
+          <w:iCs/>
+        </w:rPr>
+        <w:t xml:space="preserve"> </w:t>
+      </w:r>
+      <w:r>
+        <w:rPr>
+          <w:i/>
+          <w:iCs/>
+        </w:rPr>
+        <w:t xml:space="preserve">Wikipedia</w:t>
+      </w:r>
+      <w:r>
+        <w:rPr>
+          <w:i/>
+          <w:iCs/>
+        </w:rPr>
+        <w:t xml:space="preserve">,</w:t>
+      </w:r>
+      <w:r>
+        <w:rPr>
+          <w:i/>
+          <w:iCs/>
+        </w:rPr>
+        <w:t xml:space="preserve"> </w:t>
+      </w:r>
+      <w:r>
+        <w:rPr>
+          <w:i/>
+          <w:iCs/>
+        </w:rPr>
+        <w:t xml:space="preserve">the Free Encyclopedia</w:t>
+      </w:r>
+      <w:r>
+        <w:t xml:space="preserve">.</w:t>
+      </w:r>
+      <w:r>
+        <w:t xml:space="preserve"> </w:t>
+      </w:r>
+      <w:hyperlink r:id="rId72">
+        <w:r>
+          <w:rPr>
+            <w:rStyle w:val="Hyperlink"/>
+          </w:rPr>
+          <w:t xml:space="preserve">https://en.wikipedia.org/wiki/Poisson_distribution</w:t>
+        </w:r>
+      </w:hyperlink>
+      <w:r>
+        <w:t xml:space="preserve">.</w:t>
+      </w:r>
+    </w:p>
     <w:bookmarkEnd w:id="73"/>
     <w:bookmarkEnd w:id="74"/>
+    <w:bookmarkEnd w:id="75"/>
     <w:sectPr>
       <w:footnotePr>
         <w:numRestart w:val="eachSect"/>
